--- a/04-Development-and-Quality-Assurance/Poster/Sections/08 Quality Assurance.docx
+++ b/04-Development-and-Quality-Assurance/Poster/Sections/08 Quality Assurance.docx
@@ -110,9 +110,57 @@
         <w:t>TBA</w:t>
       </w:r>
     </w:p>
-    <w:p/>
+    <w:p w14:noSpellErr="1"/>
+    <w:p>
+      <w:r>
+        <w:rPr/>
+        <w:t>Diagram Summary:</w:t>
+      </w:r>
+    </w:p>
+    <w:p>
+      <w:pPr>
+        <w:pStyle w:val="Normal"/>
+        <w:rPr>
+          <w:rFonts w:ascii="Aptos" w:hAnsi="Aptos" w:eastAsia="Aptos" w:cs="Aptos"/>
+          <w:noProof w:val="0"/>
+          <w:sz w:val="24"/>
+          <w:szCs w:val="24"/>
+          <w:lang w:val="en-US"/>
+        </w:rPr>
+      </w:pPr>
+      <w:r>
+        <w:rPr>
+          <w:rFonts w:ascii="Aptos" w:hAnsi="Aptos" w:eastAsia="Aptos" w:cs="Aptos"/>
+          <w:noProof w:val="0"/>
+          <w:sz w:val="24"/>
+          <w:szCs w:val="24"/>
+          <w:lang w:val="en-US"/>
+        </w:rPr>
+        <w:t xml:space="preserve">The diagram above shows how QA weaves quality into every phase of STLC (REFERENCE). </w:t>
+      </w:r>
+      <w:r>
+        <w:rPr>
+          <w:rFonts w:ascii="Aptos" w:hAnsi="Aptos" w:eastAsia="Aptos" w:cs="Aptos"/>
+          <w:noProof w:val="0"/>
+          <w:sz w:val="24"/>
+          <w:szCs w:val="24"/>
+          <w:lang w:val="en-US"/>
+        </w:rPr>
+        <w:t xml:space="preserve">This ensures </w:t>
+      </w:r>
+      <w:r>
+        <w:rPr>
+          <w:rFonts w:ascii="Aptos" w:hAnsi="Aptos" w:eastAsia="Aptos" w:cs="Aptos"/>
+          <w:noProof w:val="0"/>
+          <w:sz w:val="24"/>
+          <w:szCs w:val="24"/>
+          <w:lang w:val="en-US"/>
+        </w:rPr>
+        <w:t xml:space="preserve">repeatable tests, trustworthy network metrics, and client-approved improvements across the evaluated OSs. </w:t>
+      </w:r>
+    </w:p>
     <w:sectPr>
-      <w:pgSz w:w="12240" w:h="15840"/>
+      <w:pgSz w:w="12240" w:h="15840" w:orient="portrait"/>
       <w:pgMar w:top="1440" w:right="1440" w:bottom="1440" w:left="1440" w:header="720" w:footer="720" w:gutter="0"/>
       <w:cols w:space="720"/>
       <w:docGrid w:linePitch="360"/>
@@ -136,7 +184,7 @@
         <w:ind w:left="720" w:hanging="360"/>
       </w:pPr>
       <w:rPr>
-        <w:rFonts w:ascii="Symbol" w:hAnsi="Symbol" w:hint="default"/>
+        <w:rFonts w:hint="default" w:ascii="Symbol" w:hAnsi="Symbol"/>
       </w:rPr>
     </w:lvl>
     <w:lvl w:ilvl="1" w:tplc="BE76625C">
@@ -148,7 +196,7 @@
         <w:ind w:left="1440" w:hanging="360"/>
       </w:pPr>
       <w:rPr>
-        <w:rFonts w:ascii="Courier New" w:hAnsi="Courier New" w:hint="default"/>
+        <w:rFonts w:hint="default" w:ascii="Courier New" w:hAnsi="Courier New"/>
       </w:rPr>
     </w:lvl>
     <w:lvl w:ilvl="2" w:tplc="F54C0EC6">
@@ -160,7 +208,7 @@
         <w:ind w:left="2160" w:hanging="360"/>
       </w:pPr>
       <w:rPr>
-        <w:rFonts w:ascii="Wingdings" w:hAnsi="Wingdings" w:hint="default"/>
+        <w:rFonts w:hint="default" w:ascii="Wingdings" w:hAnsi="Wingdings"/>
       </w:rPr>
     </w:lvl>
     <w:lvl w:ilvl="3" w:tplc="1D3CF78A">
@@ -172,7 +220,7 @@
         <w:ind w:left="2880" w:hanging="360"/>
       </w:pPr>
       <w:rPr>
-        <w:rFonts w:ascii="Symbol" w:hAnsi="Symbol" w:hint="default"/>
+        <w:rFonts w:hint="default" w:ascii="Symbol" w:hAnsi="Symbol"/>
       </w:rPr>
     </w:lvl>
     <w:lvl w:ilvl="4" w:tplc="1A48A40A">
@@ -184,7 +232,7 @@
         <w:ind w:left="3600" w:hanging="360"/>
       </w:pPr>
       <w:rPr>
-        <w:rFonts w:ascii="Courier New" w:hAnsi="Courier New" w:hint="default"/>
+        <w:rFonts w:hint="default" w:ascii="Courier New" w:hAnsi="Courier New"/>
       </w:rPr>
     </w:lvl>
     <w:lvl w:ilvl="5" w:tplc="AEC41BB2">
@@ -196,7 +244,7 @@
         <w:ind w:left="4320" w:hanging="360"/>
       </w:pPr>
       <w:rPr>
-        <w:rFonts w:ascii="Wingdings" w:hAnsi="Wingdings" w:hint="default"/>
+        <w:rFonts w:hint="default" w:ascii="Wingdings" w:hAnsi="Wingdings"/>
       </w:rPr>
     </w:lvl>
     <w:lvl w:ilvl="6" w:tplc="E06657C0">
@@ -208,7 +256,7 @@
         <w:ind w:left="5040" w:hanging="360"/>
       </w:pPr>
       <w:rPr>
-        <w:rFonts w:ascii="Symbol" w:hAnsi="Symbol" w:hint="default"/>
+        <w:rFonts w:hint="default" w:ascii="Symbol" w:hAnsi="Symbol"/>
       </w:rPr>
     </w:lvl>
     <w:lvl w:ilvl="7" w:tplc="C1BAA0BE">
@@ -220,7 +268,7 @@
         <w:ind w:left="5760" w:hanging="360"/>
       </w:pPr>
       <w:rPr>
-        <w:rFonts w:ascii="Courier New" w:hAnsi="Courier New" w:hint="default"/>
+        <w:rFonts w:hint="default" w:ascii="Courier New" w:hAnsi="Courier New"/>
       </w:rPr>
     </w:lvl>
     <w:lvl w:ilvl="8" w:tplc="4BBE1EF4">
@@ -232,7 +280,7 @@
         <w:ind w:left="6480" w:hanging="360"/>
       </w:pPr>
       <w:rPr>
-        <w:rFonts w:ascii="Wingdings" w:hAnsi="Wingdings" w:hint="default"/>
+        <w:rFonts w:hint="default" w:ascii="Wingdings" w:hAnsi="Wingdings"/>
       </w:rPr>
     </w:lvl>
   </w:abstractNum>
@@ -247,7 +295,7 @@
   <w:docDefaults>
     <w:rPrDefault>
       <w:rPr>
-        <w:rFonts w:asciiTheme="minorHAnsi" w:eastAsiaTheme="minorEastAsia" w:hAnsiTheme="minorHAnsi" w:cstheme="minorBidi"/>
+        <w:rFonts w:asciiTheme="minorHAnsi" w:hAnsiTheme="minorHAnsi" w:eastAsiaTheme="minorEastAsia" w:cstheme="minorBidi"/>
         <w:sz w:val="24"/>
         <w:szCs w:val="24"/>
         <w:lang w:val="en-US" w:eastAsia="ja-JP" w:bidi="ar-SA"/>
@@ -262,14 +310,14 @@
   <w:latentStyles w:defLockedState="0" w:defUIPriority="99" w:defSemiHidden="0" w:defUnhideWhenUsed="0" w:defQFormat="0" w:count="376">
     <w:lsdException w:name="Normal" w:uiPriority="0" w:qFormat="1"/>
     <w:lsdException w:name="heading 1" w:uiPriority="9" w:qFormat="1"/>
-    <w:lsdException w:name="heading 2" w:semiHidden="1" w:uiPriority="9" w:unhideWhenUsed="1" w:qFormat="1"/>
-    <w:lsdException w:name="heading 3" w:semiHidden="1" w:uiPriority="9" w:unhideWhenUsed="1" w:qFormat="1"/>
-    <w:lsdException w:name="heading 4" w:semiHidden="1" w:uiPriority="9" w:unhideWhenUsed="1" w:qFormat="1"/>
-    <w:lsdException w:name="heading 5" w:semiHidden="1" w:uiPriority="9" w:unhideWhenUsed="1" w:qFormat="1"/>
-    <w:lsdException w:name="heading 6" w:semiHidden="1" w:uiPriority="9" w:unhideWhenUsed="1" w:qFormat="1"/>
-    <w:lsdException w:name="heading 7" w:semiHidden="1" w:uiPriority="9" w:unhideWhenUsed="1" w:qFormat="1"/>
-    <w:lsdException w:name="heading 8" w:semiHidden="1" w:uiPriority="9" w:unhideWhenUsed="1" w:qFormat="1"/>
-    <w:lsdException w:name="heading 9" w:semiHidden="1" w:uiPriority="9" w:unhideWhenUsed="1" w:qFormat="1"/>
+    <w:lsdException w:name="heading 2" w:uiPriority="9" w:semiHidden="1" w:unhideWhenUsed="1" w:qFormat="1"/>
+    <w:lsdException w:name="heading 3" w:uiPriority="9" w:semiHidden="1" w:unhideWhenUsed="1" w:qFormat="1"/>
+    <w:lsdException w:name="heading 4" w:uiPriority="9" w:semiHidden="1" w:unhideWhenUsed="1" w:qFormat="1"/>
+    <w:lsdException w:name="heading 5" w:uiPriority="9" w:semiHidden="1" w:unhideWhenUsed="1" w:qFormat="1"/>
+    <w:lsdException w:name="heading 6" w:uiPriority="9" w:semiHidden="1" w:unhideWhenUsed="1" w:qFormat="1"/>
+    <w:lsdException w:name="heading 7" w:uiPriority="9" w:semiHidden="1" w:unhideWhenUsed="1" w:qFormat="1"/>
+    <w:lsdException w:name="heading 8" w:uiPriority="9" w:semiHidden="1" w:unhideWhenUsed="1" w:qFormat="1"/>
+    <w:lsdException w:name="heading 9" w:uiPriority="9" w:semiHidden="1" w:unhideWhenUsed="1" w:qFormat="1"/>
     <w:lsdException w:name="index 1" w:semiHidden="1" w:unhideWhenUsed="1"/>
     <w:lsdException w:name="index 2" w:semiHidden="1" w:unhideWhenUsed="1"/>
     <w:lsdException w:name="index 3" w:semiHidden="1" w:unhideWhenUsed="1"/>
@@ -279,22 +327,22 @@
     <w:lsdException w:name="index 7" w:semiHidden="1" w:unhideWhenUsed="1"/>
     <w:lsdException w:name="index 8" w:semiHidden="1" w:unhideWhenUsed="1"/>
     <w:lsdException w:name="index 9" w:semiHidden="1" w:unhideWhenUsed="1"/>
-    <w:lsdException w:name="toc 1" w:semiHidden="1" w:uiPriority="39" w:unhideWhenUsed="1"/>
-    <w:lsdException w:name="toc 2" w:semiHidden="1" w:uiPriority="39" w:unhideWhenUsed="1"/>
-    <w:lsdException w:name="toc 3" w:semiHidden="1" w:uiPriority="39" w:unhideWhenUsed="1"/>
-    <w:lsdException w:name="toc 4" w:semiHidden="1" w:uiPriority="39" w:unhideWhenUsed="1"/>
-    <w:lsdException w:name="toc 5" w:semiHidden="1" w:uiPriority="39" w:unhideWhenUsed="1"/>
-    <w:lsdException w:name="toc 6" w:semiHidden="1" w:uiPriority="39" w:unhideWhenUsed="1"/>
-    <w:lsdException w:name="toc 7" w:semiHidden="1" w:uiPriority="39" w:unhideWhenUsed="1"/>
-    <w:lsdException w:name="toc 8" w:semiHidden="1" w:uiPriority="39" w:unhideWhenUsed="1"/>
-    <w:lsdException w:name="toc 9" w:semiHidden="1" w:uiPriority="39" w:unhideWhenUsed="1"/>
+    <w:lsdException w:name="toc 1" w:uiPriority="39" w:semiHidden="1" w:unhideWhenUsed="1"/>
+    <w:lsdException w:name="toc 2" w:uiPriority="39" w:semiHidden="1" w:unhideWhenUsed="1"/>
+    <w:lsdException w:name="toc 3" w:uiPriority="39" w:semiHidden="1" w:unhideWhenUsed="1"/>
+    <w:lsdException w:name="toc 4" w:uiPriority="39" w:semiHidden="1" w:unhideWhenUsed="1"/>
+    <w:lsdException w:name="toc 5" w:uiPriority="39" w:semiHidden="1" w:unhideWhenUsed="1"/>
+    <w:lsdException w:name="toc 6" w:uiPriority="39" w:semiHidden="1" w:unhideWhenUsed="1"/>
+    <w:lsdException w:name="toc 7" w:uiPriority="39" w:semiHidden="1" w:unhideWhenUsed="1"/>
+    <w:lsdException w:name="toc 8" w:uiPriority="39" w:semiHidden="1" w:unhideWhenUsed="1"/>
+    <w:lsdException w:name="toc 9" w:uiPriority="39" w:semiHidden="1" w:unhideWhenUsed="1"/>
     <w:lsdException w:name="Normal Indent" w:semiHidden="1" w:unhideWhenUsed="1"/>
     <w:lsdException w:name="footnote text" w:semiHidden="1" w:unhideWhenUsed="1"/>
     <w:lsdException w:name="annotation text" w:semiHidden="1" w:unhideWhenUsed="1"/>
     <w:lsdException w:name="header" w:semiHidden="1" w:unhideWhenUsed="1"/>
     <w:lsdException w:name="footer" w:semiHidden="1" w:unhideWhenUsed="1"/>
     <w:lsdException w:name="index heading" w:semiHidden="1" w:unhideWhenUsed="1"/>
-    <w:lsdException w:name="caption" w:semiHidden="1" w:uiPriority="35" w:unhideWhenUsed="1" w:qFormat="1"/>
+    <w:lsdException w:name="caption" w:uiPriority="35" w:semiHidden="1" w:unhideWhenUsed="1" w:qFormat="1"/>
     <w:lsdException w:name="table of figures" w:semiHidden="1" w:unhideWhenUsed="1"/>
     <w:lsdException w:name="envelope address" w:semiHidden="1" w:unhideWhenUsed="1"/>
     <w:lsdException w:name="envelope return" w:semiHidden="1" w:unhideWhenUsed="1"/>
@@ -325,7 +373,7 @@
     <w:lsdException w:name="Title" w:uiPriority="10" w:qFormat="1"/>
     <w:lsdException w:name="Closing" w:semiHidden="1" w:unhideWhenUsed="1"/>
     <w:lsdException w:name="Signature" w:semiHidden="1" w:unhideWhenUsed="1"/>
-    <w:lsdException w:name="Default Paragraph Font" w:semiHidden="1" w:uiPriority="1" w:unhideWhenUsed="1"/>
+    <w:lsdException w:name="Default Paragraph Font" w:uiPriority="1" w:semiHidden="1" w:unhideWhenUsed="1"/>
     <w:lsdException w:name="Body Text" w:semiHidden="1" w:unhideWhenUsed="1"/>
     <w:lsdException w:name="Body Text Indent" w:semiHidden="1" w:unhideWhenUsed="1"/>
     <w:lsdException w:name="List Continue" w:semiHidden="1" w:unhideWhenUsed="1"/>
@@ -525,8 +573,8 @@
     <w:lsdException w:name="Subtle Reference" w:uiPriority="31" w:qFormat="1"/>
     <w:lsdException w:name="Intense Reference" w:uiPriority="32" w:qFormat="1"/>
     <w:lsdException w:name="Book Title" w:uiPriority="33" w:qFormat="1"/>
-    <w:lsdException w:name="Bibliography" w:semiHidden="1" w:uiPriority="37" w:unhideWhenUsed="1"/>
-    <w:lsdException w:name="TOC Heading" w:semiHidden="1" w:uiPriority="39" w:unhideWhenUsed="1" w:qFormat="1"/>
+    <w:lsdException w:name="Bibliography" w:uiPriority="37" w:semiHidden="1" w:unhideWhenUsed="1"/>
+    <w:lsdException w:name="TOC Heading" w:uiPriority="39" w:semiHidden="1" w:unhideWhenUsed="1" w:qFormat="1"/>
     <w:lsdException w:name="Plain Table 1" w:uiPriority="41"/>
     <w:lsdException w:name="Plain Table 2" w:uiPriority="42"/>
     <w:lsdException w:name="Plain Table 3" w:uiPriority="43"/>
@@ -637,7 +685,7 @@
     <w:lsdException w:name="Unresolved Mention" w:semiHidden="1" w:unhideWhenUsed="1"/>
     <w:lsdException w:name="Smart Link" w:semiHidden="1" w:unhideWhenUsed="1"/>
   </w:latentStyles>
-  <w:style w:type="paragraph" w:default="1" w:styleId="Normal">
+  <w:style w:type="paragraph" w:styleId="Normal" w:default="1">
     <w:name w:val="Normal"/>
     <w:qFormat/>
   </w:style>
@@ -655,7 +703,7 @@
       <w:outlineLvl w:val="0"/>
     </w:pPr>
     <w:rPr>
-      <w:rFonts w:asciiTheme="majorHAnsi" w:eastAsiaTheme="majorEastAsia" w:hAnsiTheme="majorHAnsi" w:cstheme="majorBidi"/>
+      <w:rFonts w:asciiTheme="majorHAnsi" w:hAnsiTheme="majorHAnsi" w:eastAsiaTheme="majorEastAsia" w:cstheme="majorBidi"/>
       <w:color w:val="0F4761" w:themeColor="accent1" w:themeShade="BF"/>
       <w:sz w:val="40"/>
       <w:szCs w:val="40"/>
@@ -676,7 +724,7 @@
       <w:outlineLvl w:val="1"/>
     </w:pPr>
     <w:rPr>
-      <w:rFonts w:asciiTheme="majorHAnsi" w:eastAsiaTheme="majorEastAsia" w:hAnsiTheme="majorHAnsi" w:cstheme="majorBidi"/>
+      <w:rFonts w:asciiTheme="majorHAnsi" w:hAnsiTheme="majorHAnsi" w:eastAsiaTheme="majorEastAsia" w:cstheme="majorBidi"/>
       <w:color w:val="0F4761" w:themeColor="accent1" w:themeShade="BF"/>
       <w:sz w:val="32"/>
       <w:szCs w:val="32"/>
@@ -823,13 +871,13 @@
       <w:color w:val="272727" w:themeColor="text1" w:themeTint="D8"/>
     </w:rPr>
   </w:style>
-  <w:style w:type="character" w:default="1" w:styleId="DefaultParagraphFont">
+  <w:style w:type="character" w:styleId="DefaultParagraphFont" w:default="1">
     <w:name w:val="Default Paragraph Font"/>
     <w:uiPriority w:val="1"/>
     <w:semiHidden/>
     <w:unhideWhenUsed/>
   </w:style>
-  <w:style w:type="table" w:default="1" w:styleId="TableNormal">
+  <w:style w:type="table" w:styleId="TableNormal" w:default="1">
     <w:name w:val="Normal Table"/>
     <w:uiPriority w:val="99"/>
     <w:semiHidden/>
@@ -844,37 +892,37 @@
       </w:tblCellMar>
     </w:tblPr>
   </w:style>
-  <w:style w:type="numbering" w:default="1" w:styleId="NoList">
+  <w:style w:type="numbering" w:styleId="NoList" w:default="1">
     <w:name w:val="No List"/>
     <w:uiPriority w:val="99"/>
     <w:semiHidden/>
     <w:unhideWhenUsed/>
   </w:style>
-  <w:style w:type="character" w:customStyle="1" w:styleId="Heading1Char">
+  <w:style w:type="character" w:styleId="Heading1Char" w:customStyle="1">
     <w:name w:val="Heading 1 Char"/>
     <w:basedOn w:val="DefaultParagraphFont"/>
     <w:link w:val="Heading1"/>
     <w:uiPriority w:val="9"/>
     <w:rPr>
-      <w:rFonts w:asciiTheme="majorHAnsi" w:eastAsiaTheme="majorEastAsia" w:hAnsiTheme="majorHAnsi" w:cstheme="majorBidi"/>
+      <w:rFonts w:asciiTheme="majorHAnsi" w:hAnsiTheme="majorHAnsi" w:eastAsiaTheme="majorEastAsia" w:cstheme="majorBidi"/>
       <w:color w:val="0F4761" w:themeColor="accent1" w:themeShade="BF"/>
       <w:sz w:val="40"/>
       <w:szCs w:val="40"/>
     </w:rPr>
   </w:style>
-  <w:style w:type="character" w:customStyle="1" w:styleId="Heading2Char">
+  <w:style w:type="character" w:styleId="Heading2Char" w:customStyle="1">
     <w:name w:val="Heading 2 Char"/>
     <w:basedOn w:val="DefaultParagraphFont"/>
     <w:link w:val="Heading2"/>
     <w:uiPriority w:val="9"/>
     <w:rPr>
-      <w:rFonts w:asciiTheme="majorHAnsi" w:eastAsiaTheme="majorEastAsia" w:hAnsiTheme="majorHAnsi" w:cstheme="majorBidi"/>
+      <w:rFonts w:asciiTheme="majorHAnsi" w:hAnsiTheme="majorHAnsi" w:eastAsiaTheme="majorEastAsia" w:cstheme="majorBidi"/>
       <w:color w:val="0F4761" w:themeColor="accent1" w:themeShade="BF"/>
       <w:sz w:val="32"/>
       <w:szCs w:val="32"/>
     </w:rPr>
   </w:style>
-  <w:style w:type="character" w:customStyle="1" w:styleId="Heading3Char">
+  <w:style w:type="character" w:styleId="Heading3Char" w:customStyle="1">
     <w:name w:val="Heading 3 Char"/>
     <w:basedOn w:val="DefaultParagraphFont"/>
     <w:link w:val="Heading3"/>
@@ -886,7 +934,7 @@
       <w:szCs w:val="28"/>
     </w:rPr>
   </w:style>
-  <w:style w:type="character" w:customStyle="1" w:styleId="Heading4Char">
+  <w:style w:type="character" w:styleId="Heading4Char" w:customStyle="1">
     <w:name w:val="Heading 4 Char"/>
     <w:basedOn w:val="DefaultParagraphFont"/>
     <w:link w:val="Heading4"/>
@@ -898,7 +946,7 @@
       <w:color w:val="0F4761" w:themeColor="accent1" w:themeShade="BF"/>
     </w:rPr>
   </w:style>
-  <w:style w:type="character" w:customStyle="1" w:styleId="Heading5Char">
+  <w:style w:type="character" w:styleId="Heading5Char" w:customStyle="1">
     <w:name w:val="Heading 5 Char"/>
     <w:basedOn w:val="DefaultParagraphFont"/>
     <w:link w:val="Heading5"/>
@@ -908,7 +956,7 @@
       <w:color w:val="0F4761" w:themeColor="accent1" w:themeShade="BF"/>
     </w:rPr>
   </w:style>
-  <w:style w:type="character" w:customStyle="1" w:styleId="Heading6Char">
+  <w:style w:type="character" w:styleId="Heading6Char" w:customStyle="1">
     <w:name w:val="Heading 6 Char"/>
     <w:basedOn w:val="DefaultParagraphFont"/>
     <w:link w:val="Heading6"/>
@@ -920,7 +968,7 @@
       <w:color w:val="595959" w:themeColor="text1" w:themeTint="A6"/>
     </w:rPr>
   </w:style>
-  <w:style w:type="character" w:customStyle="1" w:styleId="Heading7Char">
+  <w:style w:type="character" w:styleId="Heading7Char" w:customStyle="1">
     <w:name w:val="Heading 7 Char"/>
     <w:basedOn w:val="DefaultParagraphFont"/>
     <w:link w:val="Heading7"/>
@@ -930,7 +978,7 @@
       <w:color w:val="595959" w:themeColor="text1" w:themeTint="A6"/>
     </w:rPr>
   </w:style>
-  <w:style w:type="character" w:customStyle="1" w:styleId="Heading8Char">
+  <w:style w:type="character" w:styleId="Heading8Char" w:customStyle="1">
     <w:name w:val="Heading 8 Char"/>
     <w:basedOn w:val="DefaultParagraphFont"/>
     <w:link w:val="Heading8"/>
@@ -942,7 +990,7 @@
       <w:color w:val="272727" w:themeColor="text1" w:themeTint="D8"/>
     </w:rPr>
   </w:style>
-  <w:style w:type="character" w:customStyle="1" w:styleId="Heading9Char">
+  <w:style w:type="character" w:styleId="Heading9Char" w:customStyle="1">
     <w:name w:val="Heading 9 Char"/>
     <w:basedOn w:val="DefaultParagraphFont"/>
     <w:link w:val="Heading9"/>
@@ -952,13 +1000,13 @@
       <w:color w:val="272727" w:themeColor="text1" w:themeTint="D8"/>
     </w:rPr>
   </w:style>
-  <w:style w:type="character" w:customStyle="1" w:styleId="TitleChar">
+  <w:style w:type="character" w:styleId="TitleChar" w:customStyle="1">
     <w:name w:val="Title Char"/>
     <w:basedOn w:val="DefaultParagraphFont"/>
     <w:link w:val="Title"/>
     <w:uiPriority w:val="10"/>
     <w:rPr>
-      <w:rFonts w:asciiTheme="majorHAnsi" w:eastAsiaTheme="majorEastAsia" w:hAnsiTheme="majorHAnsi" w:cstheme="majorBidi"/>
+      <w:rFonts w:asciiTheme="majorHAnsi" w:hAnsiTheme="majorHAnsi" w:eastAsiaTheme="majorEastAsia" w:cstheme="majorBidi"/>
       <w:spacing w:val="-10"/>
       <w:kern w:val="28"/>
       <w:sz w:val="56"/>
@@ -977,14 +1025,14 @@
       <w:contextualSpacing/>
     </w:pPr>
     <w:rPr>
-      <w:rFonts w:asciiTheme="majorHAnsi" w:eastAsiaTheme="majorEastAsia" w:hAnsiTheme="majorHAnsi" w:cstheme="majorBidi"/>
+      <w:rFonts w:asciiTheme="majorHAnsi" w:hAnsiTheme="majorHAnsi" w:eastAsiaTheme="majorEastAsia" w:cstheme="majorBidi"/>
       <w:spacing w:val="-10"/>
       <w:kern w:val="28"/>
       <w:sz w:val="56"/>
       <w:szCs w:val="56"/>
     </w:rPr>
   </w:style>
-  <w:style w:type="character" w:customStyle="1" w:styleId="SubtitleChar">
+  <w:style w:type="character" w:styleId="SubtitleChar" w:customStyle="1">
     <w:name w:val="Subtitle Char"/>
     <w:basedOn w:val="DefaultParagraphFont"/>
     <w:link w:val="Subtitle"/>
@@ -1028,7 +1076,7 @@
       <w:color w:val="0F4761" w:themeColor="accent1" w:themeShade="BF"/>
     </w:rPr>
   </w:style>
-  <w:style w:type="character" w:customStyle="1" w:styleId="QuoteChar">
+  <w:style w:type="character" w:styleId="QuoteChar" w:customStyle="1">
     <w:name w:val="Quote Char"/>
     <w:basedOn w:val="DefaultParagraphFont"/>
     <w:link w:val="Quote"/>
@@ -1056,7 +1104,7 @@
       <w:color w:val="404040" w:themeColor="text1" w:themeTint="BF"/>
     </w:rPr>
   </w:style>
-  <w:style w:type="character" w:customStyle="1" w:styleId="IntenseQuoteChar">
+  <w:style w:type="character" w:styleId="IntenseQuoteChar" w:customStyle="1">
     <w:name w:val="Intense Quote Char"/>
     <w:basedOn w:val="DefaultParagraphFont"/>
     <w:link w:val="IntenseQuote"/>
@@ -1076,8 +1124,8 @@
     <w:qFormat/>
     <w:pPr>
       <w:pBdr>
-        <w:top w:val="single" w:sz="4" w:space="10" w:color="0F4761" w:themeColor="accent1" w:themeShade="BF"/>
-        <w:bottom w:val="single" w:sz="4" w:space="10" w:color="0F4761" w:themeColor="accent1" w:themeShade="BF"/>
+        <w:top w:val="single" w:color="0F4761" w:themeColor="accent1" w:themeShade="BF" w:sz="4" w:space="10"/>
+        <w:bottom w:val="single" w:color="0F4761" w:themeColor="accent1" w:themeShade="BF" w:sz="4" w:space="10"/>
       </w:pBdr>
       <w:spacing w:before="360" w:after="360"/>
       <w:ind w:left="864" w:right="864"/>
@@ -1117,7 +1165,7 @@
 </file>
 
 <file path=word/theme/theme1.xml><?xml version="1.0" encoding="utf-8"?>
-<a:theme xmlns:a="http://schemas.openxmlformats.org/drawingml/2006/main" name="Office Theme">
+<a:theme xmlns:a="http://schemas.openxmlformats.org/drawingml/2006/main" xmlns:thm15="http://schemas.microsoft.com/office/thememl/2012/main" name="Office Theme">
   <a:themeElements>
     <a:clrScheme name="Office">
       <a:dk1>

--- a/04-Development-and-Quality-Assurance/Poster/Sections/08 Quality Assurance.docx
+++ b/04-Development-and-Quality-Assurance/Poster/Sections/08 Quality Assurance.docx
@@ -4,11 +4,32 @@
   <w:body>
     <w:p>
       <w:pPr>
-        <w:pStyle w:val="ListParagraph"/>
-        <w:numPr>
-          <w:ilvl w:val="0"/>
-          <w:numId w:val="1"/>
-        </w:numPr>
+        <w:spacing w:after="0"/>
+        <w:rPr>
+          <w:b/>
+          <w:bCs/>
+          <w:u w:val="single"/>
+        </w:rPr>
+      </w:pPr>
+      <w:r>
+        <w:rPr>
+          <w:b/>
+          <w:bCs/>
+          <w:u w:val="single"/>
+        </w:rPr>
+        <w:t>Original</w:t>
+      </w:r>
+      <w:r>
+        <w:rPr>
+          <w:b/>
+          <w:bCs/>
+          <w:u w:val="single"/>
+        </w:rPr>
+        <w:t>:</w:t>
+      </w:r>
+    </w:p>
+    <w:p>
+      <w:pPr>
         <w:spacing w:after="0"/>
         <w:rPr>
           <w:rFonts w:eastAsia="Aptos" w:cs="Aptos"/>
@@ -31,11 +52,6 @@
     </w:p>
     <w:p>
       <w:pPr>
-        <w:pStyle w:val="ListParagraph"/>
-        <w:numPr>
-          <w:ilvl w:val="0"/>
-          <w:numId w:val="1"/>
-        </w:numPr>
         <w:spacing w:after="0"/>
         <w:rPr>
           <w:rFonts w:eastAsia="Aptos" w:cs="Aptos"/>
@@ -58,11 +74,6 @@
     </w:p>
     <w:p>
       <w:pPr>
-        <w:pStyle w:val="ListParagraph"/>
-        <w:numPr>
-          <w:ilvl w:val="0"/>
-          <w:numId w:val="1"/>
-        </w:numPr>
         <w:spacing w:after="0"/>
         <w:rPr>
           <w:rFonts w:eastAsia="Aptos" w:cs="Aptos"/>
@@ -85,12 +96,6 @@
     </w:p>
     <w:p>
       <w:pPr>
-        <w:pStyle w:val="ListParagraph"/>
-        <w:numPr>
-          <w:ilvl w:val="0"/>
-          <w:numId w:val="1"/>
-        </w:numPr>
-        <w:spacing w:after="0"/>
         <w:rPr>
           <w:rFonts w:eastAsia="Aptos" w:cs="Aptos"/>
         </w:rPr>
@@ -110,63 +115,160 @@
         <w:t>TBA</w:t>
       </w:r>
     </w:p>
-    <w:p w14:noSpellErr="1"/>
     <w:p>
-      <w:r>
-        <w:rPr/>
-        <w:t>Diagram Summary:</w:t>
+      <w:pPr>
+        <w:rPr>
+          <w:rFonts w:ascii="Aptos" w:eastAsia="Aptos" w:hAnsi="Aptos" w:cs="Aptos"/>
+          <w:b/>
+          <w:bCs/>
+          <w:u w:val="single"/>
+        </w:rPr>
+      </w:pPr>
+      <w:r>
+        <w:rPr>
+          <w:b/>
+          <w:bCs/>
+          <w:u w:val="single"/>
+        </w:rPr>
+        <w:t>Finalised</w:t>
+      </w:r>
+      <w:r>
+        <w:rPr>
+          <w:rFonts w:ascii="Aptos" w:eastAsia="Aptos" w:hAnsi="Aptos" w:cs="Aptos"/>
+          <w:b/>
+          <w:bCs/>
+          <w:u w:val="single"/>
+        </w:rPr>
+        <w:t>:</w:t>
       </w:r>
     </w:p>
     <w:p>
-      <w:pPr>
-        <w:pStyle w:val="Normal"/>
-        <w:rPr>
-          <w:rFonts w:ascii="Aptos" w:hAnsi="Aptos" w:eastAsia="Aptos" w:cs="Aptos"/>
-          <w:noProof w:val="0"/>
-          <w:sz w:val="24"/>
-          <w:szCs w:val="24"/>
-          <w:lang w:val="en-US"/>
-        </w:rPr>
-      </w:pPr>
-      <w:r>
-        <w:rPr>
-          <w:rFonts w:ascii="Aptos" w:hAnsi="Aptos" w:eastAsia="Aptos" w:cs="Aptos"/>
-          <w:noProof w:val="0"/>
-          <w:sz w:val="24"/>
-          <w:szCs w:val="24"/>
-          <w:lang w:val="en-US"/>
-        </w:rPr>
-        <w:t xml:space="preserve">The diagram above shows how QA weaves quality into every phase of STLC (REFERENCE). </w:t>
-      </w:r>
-      <w:r>
-        <w:rPr>
-          <w:rFonts w:ascii="Aptos" w:hAnsi="Aptos" w:eastAsia="Aptos" w:cs="Aptos"/>
-          <w:noProof w:val="0"/>
-          <w:sz w:val="24"/>
-          <w:szCs w:val="24"/>
-          <w:lang w:val="en-US"/>
-        </w:rPr>
-        <w:t xml:space="preserve">This ensures </w:t>
-      </w:r>
-      <w:r>
-        <w:rPr>
-          <w:rFonts w:ascii="Aptos" w:hAnsi="Aptos" w:eastAsia="Aptos" w:cs="Aptos"/>
-          <w:noProof w:val="0"/>
-          <w:sz w:val="24"/>
-          <w:szCs w:val="24"/>
-          <w:lang w:val="en-US"/>
-        </w:rPr>
-        <w:t xml:space="preserve">repeatable tests, trustworthy network metrics, and client-approved improvements across the evaluated OSs. </w:t>
+      <w:r>
+        <w:t>This diagram shows how QA weaves quality into every phase of STLC (Khan, 2023).</w:t>
+      </w:r>
+    </w:p>
+    <w:p>
+      <w:pPr>
+        <w:spacing w:after="0"/>
+      </w:pPr>
+      <w:r>
+        <w:rPr>
+          <w:b/>
+          <w:bCs/>
+        </w:rPr>
+        <w:t xml:space="preserve">Peer-evaluation: </w:t>
+      </w:r>
+      <w:r>
+        <w:t xml:space="preserve">Two-person rule using detailed, OS-specific checklists for each device. Tests cannot proceed until a reviewer signs off each checkpoint as a pass. </w:t>
+      </w:r>
+      <w:r>
+        <w:br/>
+      </w:r>
+      <w:r>
+        <w:rPr>
+          <w:b/>
+          <w:bCs/>
+        </w:rPr>
+        <w:t>Methodology:</w:t>
+      </w:r>
+      <w:r>
+        <w:t xml:space="preserve"> Following an STLC pipeline with entry/exit criteria for each phase, matched with a quality review per the QA plan. </w:t>
+      </w:r>
+      <w:r>
+        <w:br/>
+      </w:r>
+      <w:r>
+        <w:rPr>
+          <w:b/>
+          <w:bCs/>
+        </w:rPr>
+        <w:t xml:space="preserve">Client Sign-off: </w:t>
+      </w:r>
+      <w:r>
+        <w:t>Liaised frequently to secure client approval.</w:t>
+      </w:r>
+    </w:p>
+    <w:p>
+      <w:r>
+        <w:t>Rerun Rate Per OS:</w:t>
+      </w:r>
+      <w:r>
+        <w:br/>
+      </w:r>
+      <w:r>
+        <w:t>Ubuntu: 70.6%</w:t>
+      </w:r>
+      <w:r>
+        <w:br/>
+      </w:r>
+      <w:r>
+        <w:t>Fedora: 40%</w:t>
+      </w:r>
+      <w:r>
+        <w:br/>
+      </w:r>
+      <w:r>
+        <w:t>Kali: 62.5%</w:t>
       </w:r>
     </w:p>
     <w:sectPr>
-      <w:pgSz w:w="12240" w:h="15840" w:orient="portrait"/>
+      <w:pgSz w:w="12240" w:h="15840"/>
       <w:pgMar w:top="1440" w:right="1440" w:bottom="1440" w:left="1440" w:header="720" w:footer="720" w:gutter="0"/>
       <w:cols w:space="720"/>
       <w:docGrid w:linePitch="360"/>
     </w:sectPr>
   </w:body>
 </w:document>
+</file>
+
+<file path=word/endnotes.xml><?xml version="1.0" encoding="utf-8"?>
+<w:endnotes xmlns:wpc="http://schemas.microsoft.com/office/word/2010/wordprocessingCanvas" xmlns:cx="http://schemas.microsoft.com/office/drawing/2014/chartex" xmlns:cx1="http://schemas.microsoft.com/office/drawing/2015/9/8/chartex" xmlns:cx2="http://schemas.microsoft.com/office/drawing/2015/10/21/chartex" xmlns:cx3="http://schemas.microsoft.com/office/drawing/2016/5/9/chartex" xmlns:cx4="http://schemas.microsoft.com/office/drawing/2016/5/10/chartex" xmlns:cx5="http://schemas.microsoft.com/office/drawing/2016/5/11/chartex" xmlns:cx6="http://schemas.microsoft.com/office/drawing/2016/5/12/chartex" xmlns:cx7="http://schemas.microsoft.com/office/drawing/2016/5/13/chartex" xmlns:cx8="http://schemas.microsoft.com/office/drawing/2016/5/14/chartex" xmlns:mc="http://schemas.openxmlformats.org/markup-compatibility/2006" xmlns:aink="http://schemas.microsoft.com/office/drawing/2016/ink" xmlns:am3d="http://schemas.microsoft.com/office/drawing/2017/model3d" xmlns:o="urn:schemas-microsoft-com:office:office" xmlns:oel="http://schemas.microsoft.com/office/2019/extlst" xmlns:r="http://schemas.openxmlformats.org/officeDocument/2006/relationships" xmlns:m="http://schemas.openxmlformats.org/officeDocument/2006/math" xmlns:v="urn:schemas-microsoft-com:vml" xmlns:wp14="http://schemas.microsoft.com/office/word/2010/wordprocessingDrawing" xmlns:wp="http://schemas.openxmlformats.org/drawingml/2006/wordprocessingDrawing" xmlns:w10="urn:schemas-microsoft-com:office:word" xmlns:w="http://schemas.openxmlformats.org/wordprocessingml/2006/main" xmlns:w14="http://schemas.microsoft.com/office/word/2010/wordml" xmlns:w15="http://schemas.microsoft.com/office/word/2012/wordml" xmlns:w16cex="http://schemas.microsoft.com/office/word/2018/wordml/cex" xmlns:w16cid="http://schemas.microsoft.com/office/word/2016/wordml/cid" xmlns:w16="http://schemas.microsoft.com/office/word/2018/wordml" xmlns:w16du="http://schemas.microsoft.com/office/word/2023/wordml/word16du" xmlns:w16sdtdh="http://schemas.microsoft.com/office/word/2020/wordml/sdtdatahash" xmlns:w16sdtfl="http://schemas.microsoft.com/office/word/2024/wordml/sdtformatlock" xmlns:w16se="http://schemas.microsoft.com/office/word/2015/wordml/symex" xmlns:wpg="http://schemas.microsoft.com/office/word/2010/wordprocessingGroup" xmlns:wpi="http://schemas.microsoft.com/office/word/2010/wordprocessingInk" xmlns:wne="http://schemas.microsoft.com/office/word/2006/wordml" xmlns:wps="http://schemas.microsoft.com/office/word/2010/wordprocessingShape" mc:Ignorable="w14 w15 w16se w16cid w16 w16cex w16sdtdh w16sdtfl w16du wp14">
+  <w:endnote w:type="separator" w:id="-1">
+    <w:p>
+      <w:pPr>
+        <w:spacing w:after="0" w:line="240" w:lineRule="auto"/>
+      </w:pPr>
+      <w:r>
+        <w:separator/>
+      </w:r>
+    </w:p>
+  </w:endnote>
+  <w:endnote w:type="continuationSeparator" w:id="0">
+    <w:p>
+      <w:pPr>
+        <w:spacing w:after="0" w:line="240" w:lineRule="auto"/>
+      </w:pPr>
+      <w:r>
+        <w:continuationSeparator/>
+      </w:r>
+    </w:p>
+  </w:endnote>
+</w:endnotes>
+</file>
+
+<file path=word/footnotes.xml><?xml version="1.0" encoding="utf-8"?>
+<w:footnotes xmlns:wpc="http://schemas.microsoft.com/office/word/2010/wordprocessingCanvas" xmlns:cx="http://schemas.microsoft.com/office/drawing/2014/chartex" xmlns:cx1="http://schemas.microsoft.com/office/drawing/2015/9/8/chartex" xmlns:cx2="http://schemas.microsoft.com/office/drawing/2015/10/21/chartex" xmlns:cx3="http://schemas.microsoft.com/office/drawing/2016/5/9/chartex" xmlns:cx4="http://schemas.microsoft.com/office/drawing/2016/5/10/chartex" xmlns:cx5="http://schemas.microsoft.com/office/drawing/2016/5/11/chartex" xmlns:cx6="http://schemas.microsoft.com/office/drawing/2016/5/12/chartex" xmlns:cx7="http://schemas.microsoft.com/office/drawing/2016/5/13/chartex" xmlns:cx8="http://schemas.microsoft.com/office/drawing/2016/5/14/chartex" xmlns:mc="http://schemas.openxmlformats.org/markup-compatibility/2006" xmlns:aink="http://schemas.microsoft.com/office/drawing/2016/ink" xmlns:am3d="http://schemas.microsoft.com/office/drawing/2017/model3d" xmlns:o="urn:schemas-microsoft-com:office:office" xmlns:oel="http://schemas.microsoft.com/office/2019/extlst" xmlns:r="http://schemas.openxmlformats.org/officeDocument/2006/relationships" xmlns:m="http://schemas.openxmlformats.org/officeDocument/2006/math" xmlns:v="urn:schemas-microsoft-com:vml" xmlns:wp14="http://schemas.microsoft.com/office/word/2010/wordprocessingDrawing" xmlns:wp="http://schemas.openxmlformats.org/drawingml/2006/wordprocessingDrawing" xmlns:w10="urn:schemas-microsoft-com:office:word" xmlns:w="http://schemas.openxmlformats.org/wordprocessingml/2006/main" xmlns:w14="http://schemas.microsoft.com/office/word/2010/wordml" xmlns:w15="http://schemas.microsoft.com/office/word/2012/wordml" xmlns:w16cex="http://schemas.microsoft.com/office/word/2018/wordml/cex" xmlns:w16cid="http://schemas.microsoft.com/office/word/2016/wordml/cid" xmlns:w16="http://schemas.microsoft.com/office/word/2018/wordml" xmlns:w16du="http://schemas.microsoft.com/office/word/2023/wordml/word16du" xmlns:w16sdtdh="http://schemas.microsoft.com/office/word/2020/wordml/sdtdatahash" xmlns:w16sdtfl="http://schemas.microsoft.com/office/word/2024/wordml/sdtformatlock" xmlns:w16se="http://schemas.microsoft.com/office/word/2015/wordml/symex" xmlns:wpg="http://schemas.microsoft.com/office/word/2010/wordprocessingGroup" xmlns:wpi="http://schemas.microsoft.com/office/word/2010/wordprocessingInk" xmlns:wne="http://schemas.microsoft.com/office/word/2006/wordml" xmlns:wps="http://schemas.microsoft.com/office/word/2010/wordprocessingShape" mc:Ignorable="w14 w15 w16se w16cid w16 w16cex w16sdtdh w16sdtfl w16du wp14">
+  <w:footnote w:type="separator" w:id="-1">
+    <w:p>
+      <w:pPr>
+        <w:spacing w:after="0" w:line="240" w:lineRule="auto"/>
+      </w:pPr>
+      <w:r>
+        <w:separator/>
+      </w:r>
+    </w:p>
+  </w:footnote>
+  <w:footnote w:type="continuationSeparator" w:id="0">
+    <w:p>
+      <w:pPr>
+        <w:spacing w:after="0" w:line="240" w:lineRule="auto"/>
+      </w:pPr>
+      <w:r>
+        <w:continuationSeparator/>
+      </w:r>
+    </w:p>
+  </w:footnote>
+</w:footnotes>
 </file>
 
 <file path=word/numbering.xml><?xml version="1.0" encoding="utf-8"?>
@@ -184,7 +286,7 @@
         <w:ind w:left="720" w:hanging="360"/>
       </w:pPr>
       <w:rPr>
-        <w:rFonts w:hint="default" w:ascii="Symbol" w:hAnsi="Symbol"/>
+        <w:rFonts w:ascii="Symbol" w:hAnsi="Symbol" w:hint="default"/>
       </w:rPr>
     </w:lvl>
     <w:lvl w:ilvl="1" w:tplc="BE76625C">
@@ -196,7 +298,7 @@
         <w:ind w:left="1440" w:hanging="360"/>
       </w:pPr>
       <w:rPr>
-        <w:rFonts w:hint="default" w:ascii="Courier New" w:hAnsi="Courier New"/>
+        <w:rFonts w:ascii="Courier New" w:hAnsi="Courier New" w:hint="default"/>
       </w:rPr>
     </w:lvl>
     <w:lvl w:ilvl="2" w:tplc="F54C0EC6">
@@ -208,7 +310,7 @@
         <w:ind w:left="2160" w:hanging="360"/>
       </w:pPr>
       <w:rPr>
-        <w:rFonts w:hint="default" w:ascii="Wingdings" w:hAnsi="Wingdings"/>
+        <w:rFonts w:ascii="Wingdings" w:hAnsi="Wingdings" w:hint="default"/>
       </w:rPr>
     </w:lvl>
     <w:lvl w:ilvl="3" w:tplc="1D3CF78A">
@@ -220,7 +322,7 @@
         <w:ind w:left="2880" w:hanging="360"/>
       </w:pPr>
       <w:rPr>
-        <w:rFonts w:hint="default" w:ascii="Symbol" w:hAnsi="Symbol"/>
+        <w:rFonts w:ascii="Symbol" w:hAnsi="Symbol" w:hint="default"/>
       </w:rPr>
     </w:lvl>
     <w:lvl w:ilvl="4" w:tplc="1A48A40A">
@@ -232,7 +334,7 @@
         <w:ind w:left="3600" w:hanging="360"/>
       </w:pPr>
       <w:rPr>
-        <w:rFonts w:hint="default" w:ascii="Courier New" w:hAnsi="Courier New"/>
+        <w:rFonts w:ascii="Courier New" w:hAnsi="Courier New" w:hint="default"/>
       </w:rPr>
     </w:lvl>
     <w:lvl w:ilvl="5" w:tplc="AEC41BB2">
@@ -244,7 +346,7 @@
         <w:ind w:left="4320" w:hanging="360"/>
       </w:pPr>
       <w:rPr>
-        <w:rFonts w:hint="default" w:ascii="Wingdings" w:hAnsi="Wingdings"/>
+        <w:rFonts w:ascii="Wingdings" w:hAnsi="Wingdings" w:hint="default"/>
       </w:rPr>
     </w:lvl>
     <w:lvl w:ilvl="6" w:tplc="E06657C0">
@@ -256,7 +358,7 @@
         <w:ind w:left="5040" w:hanging="360"/>
       </w:pPr>
       <w:rPr>
-        <w:rFonts w:hint="default" w:ascii="Symbol" w:hAnsi="Symbol"/>
+        <w:rFonts w:ascii="Symbol" w:hAnsi="Symbol" w:hint="default"/>
       </w:rPr>
     </w:lvl>
     <w:lvl w:ilvl="7" w:tplc="C1BAA0BE">
@@ -268,7 +370,7 @@
         <w:ind w:left="5760" w:hanging="360"/>
       </w:pPr>
       <w:rPr>
-        <w:rFonts w:hint="default" w:ascii="Courier New" w:hAnsi="Courier New"/>
+        <w:rFonts w:ascii="Courier New" w:hAnsi="Courier New" w:hint="default"/>
       </w:rPr>
     </w:lvl>
     <w:lvl w:ilvl="8" w:tplc="4BBE1EF4">
@@ -280,7 +382,7 @@
         <w:ind w:left="6480" w:hanging="360"/>
       </w:pPr>
       <w:rPr>
-        <w:rFonts w:hint="default" w:ascii="Wingdings" w:hAnsi="Wingdings"/>
+        <w:rFonts w:ascii="Wingdings" w:hAnsi="Wingdings" w:hint="default"/>
       </w:rPr>
     </w:lvl>
   </w:abstractNum>
@@ -295,7 +397,7 @@
   <w:docDefaults>
     <w:rPrDefault>
       <w:rPr>
-        <w:rFonts w:asciiTheme="minorHAnsi" w:hAnsiTheme="minorHAnsi" w:eastAsiaTheme="minorEastAsia" w:cstheme="minorBidi"/>
+        <w:rFonts w:asciiTheme="minorHAnsi" w:eastAsiaTheme="minorEastAsia" w:hAnsiTheme="minorHAnsi" w:cstheme="minorBidi"/>
         <w:sz w:val="24"/>
         <w:szCs w:val="24"/>
         <w:lang w:val="en-US" w:eastAsia="ja-JP" w:bidi="ar-SA"/>
@@ -310,14 +412,14 @@
   <w:latentStyles w:defLockedState="0" w:defUIPriority="99" w:defSemiHidden="0" w:defUnhideWhenUsed="0" w:defQFormat="0" w:count="376">
     <w:lsdException w:name="Normal" w:uiPriority="0" w:qFormat="1"/>
     <w:lsdException w:name="heading 1" w:uiPriority="9" w:qFormat="1"/>
-    <w:lsdException w:name="heading 2" w:uiPriority="9" w:semiHidden="1" w:unhideWhenUsed="1" w:qFormat="1"/>
-    <w:lsdException w:name="heading 3" w:uiPriority="9" w:semiHidden="1" w:unhideWhenUsed="1" w:qFormat="1"/>
-    <w:lsdException w:name="heading 4" w:uiPriority="9" w:semiHidden="1" w:unhideWhenUsed="1" w:qFormat="1"/>
-    <w:lsdException w:name="heading 5" w:uiPriority="9" w:semiHidden="1" w:unhideWhenUsed="1" w:qFormat="1"/>
-    <w:lsdException w:name="heading 6" w:uiPriority="9" w:semiHidden="1" w:unhideWhenUsed="1" w:qFormat="1"/>
-    <w:lsdException w:name="heading 7" w:uiPriority="9" w:semiHidden="1" w:unhideWhenUsed="1" w:qFormat="1"/>
-    <w:lsdException w:name="heading 8" w:uiPriority="9" w:semiHidden="1" w:unhideWhenUsed="1" w:qFormat="1"/>
-    <w:lsdException w:name="heading 9" w:uiPriority="9" w:semiHidden="1" w:unhideWhenUsed="1" w:qFormat="1"/>
+    <w:lsdException w:name="heading 2" w:semiHidden="1" w:uiPriority="9" w:unhideWhenUsed="1" w:qFormat="1"/>
+    <w:lsdException w:name="heading 3" w:semiHidden="1" w:uiPriority="9" w:unhideWhenUsed="1" w:qFormat="1"/>
+    <w:lsdException w:name="heading 4" w:semiHidden="1" w:uiPriority="9" w:unhideWhenUsed="1" w:qFormat="1"/>
+    <w:lsdException w:name="heading 5" w:semiHidden="1" w:uiPriority="9" w:unhideWhenUsed="1" w:qFormat="1"/>
+    <w:lsdException w:name="heading 6" w:semiHidden="1" w:uiPriority="9" w:unhideWhenUsed="1" w:qFormat="1"/>
+    <w:lsdException w:name="heading 7" w:semiHidden="1" w:uiPriority="9" w:unhideWhenUsed="1" w:qFormat="1"/>
+    <w:lsdException w:name="heading 8" w:semiHidden="1" w:uiPriority="9" w:unhideWhenUsed="1" w:qFormat="1"/>
+    <w:lsdException w:name="heading 9" w:semiHidden="1" w:uiPriority="9" w:unhideWhenUsed="1" w:qFormat="1"/>
     <w:lsdException w:name="index 1" w:semiHidden="1" w:unhideWhenUsed="1"/>
     <w:lsdException w:name="index 2" w:semiHidden="1" w:unhideWhenUsed="1"/>
     <w:lsdException w:name="index 3" w:semiHidden="1" w:unhideWhenUsed="1"/>
@@ -327,22 +429,22 @@
     <w:lsdException w:name="index 7" w:semiHidden="1" w:unhideWhenUsed="1"/>
     <w:lsdException w:name="index 8" w:semiHidden="1" w:unhideWhenUsed="1"/>
     <w:lsdException w:name="index 9" w:semiHidden="1" w:unhideWhenUsed="1"/>
-    <w:lsdException w:name="toc 1" w:uiPriority="39" w:semiHidden="1" w:unhideWhenUsed="1"/>
-    <w:lsdException w:name="toc 2" w:uiPriority="39" w:semiHidden="1" w:unhideWhenUsed="1"/>
-    <w:lsdException w:name="toc 3" w:uiPriority="39" w:semiHidden="1" w:unhideWhenUsed="1"/>
-    <w:lsdException w:name="toc 4" w:uiPriority="39" w:semiHidden="1" w:unhideWhenUsed="1"/>
-    <w:lsdException w:name="toc 5" w:uiPriority="39" w:semiHidden="1" w:unhideWhenUsed="1"/>
-    <w:lsdException w:name="toc 6" w:uiPriority="39" w:semiHidden="1" w:unhideWhenUsed="1"/>
-    <w:lsdException w:name="toc 7" w:uiPriority="39" w:semiHidden="1" w:unhideWhenUsed="1"/>
-    <w:lsdException w:name="toc 8" w:uiPriority="39" w:semiHidden="1" w:unhideWhenUsed="1"/>
-    <w:lsdException w:name="toc 9" w:uiPriority="39" w:semiHidden="1" w:unhideWhenUsed="1"/>
+    <w:lsdException w:name="toc 1" w:semiHidden="1" w:uiPriority="39" w:unhideWhenUsed="1"/>
+    <w:lsdException w:name="toc 2" w:semiHidden="1" w:uiPriority="39" w:unhideWhenUsed="1"/>
+    <w:lsdException w:name="toc 3" w:semiHidden="1" w:uiPriority="39" w:unhideWhenUsed="1"/>
+    <w:lsdException w:name="toc 4" w:semiHidden="1" w:uiPriority="39" w:unhideWhenUsed="1"/>
+    <w:lsdException w:name="toc 5" w:semiHidden="1" w:uiPriority="39" w:unhideWhenUsed="1"/>
+    <w:lsdException w:name="toc 6" w:semiHidden="1" w:uiPriority="39" w:unhideWhenUsed="1"/>
+    <w:lsdException w:name="toc 7" w:semiHidden="1" w:uiPriority="39" w:unhideWhenUsed="1"/>
+    <w:lsdException w:name="toc 8" w:semiHidden="1" w:uiPriority="39" w:unhideWhenUsed="1"/>
+    <w:lsdException w:name="toc 9" w:semiHidden="1" w:uiPriority="39" w:unhideWhenUsed="1"/>
     <w:lsdException w:name="Normal Indent" w:semiHidden="1" w:unhideWhenUsed="1"/>
     <w:lsdException w:name="footnote text" w:semiHidden="1" w:unhideWhenUsed="1"/>
     <w:lsdException w:name="annotation text" w:semiHidden="1" w:unhideWhenUsed="1"/>
     <w:lsdException w:name="header" w:semiHidden="1" w:unhideWhenUsed="1"/>
     <w:lsdException w:name="footer" w:semiHidden="1" w:unhideWhenUsed="1"/>
     <w:lsdException w:name="index heading" w:semiHidden="1" w:unhideWhenUsed="1"/>
-    <w:lsdException w:name="caption" w:uiPriority="35" w:semiHidden="1" w:unhideWhenUsed="1" w:qFormat="1"/>
+    <w:lsdException w:name="caption" w:semiHidden="1" w:uiPriority="35" w:unhideWhenUsed="1" w:qFormat="1"/>
     <w:lsdException w:name="table of figures" w:semiHidden="1" w:unhideWhenUsed="1"/>
     <w:lsdException w:name="envelope address" w:semiHidden="1" w:unhideWhenUsed="1"/>
     <w:lsdException w:name="envelope return" w:semiHidden="1" w:unhideWhenUsed="1"/>
@@ -373,7 +475,7 @@
     <w:lsdException w:name="Title" w:uiPriority="10" w:qFormat="1"/>
     <w:lsdException w:name="Closing" w:semiHidden="1" w:unhideWhenUsed="1"/>
     <w:lsdException w:name="Signature" w:semiHidden="1" w:unhideWhenUsed="1"/>
-    <w:lsdException w:name="Default Paragraph Font" w:uiPriority="1" w:semiHidden="1" w:unhideWhenUsed="1"/>
+    <w:lsdException w:name="Default Paragraph Font" w:semiHidden="1" w:uiPriority="1" w:unhideWhenUsed="1"/>
     <w:lsdException w:name="Body Text" w:semiHidden="1" w:unhideWhenUsed="1"/>
     <w:lsdException w:name="Body Text Indent" w:semiHidden="1" w:unhideWhenUsed="1"/>
     <w:lsdException w:name="List Continue" w:semiHidden="1" w:unhideWhenUsed="1"/>
@@ -573,8 +675,8 @@
     <w:lsdException w:name="Subtle Reference" w:uiPriority="31" w:qFormat="1"/>
     <w:lsdException w:name="Intense Reference" w:uiPriority="32" w:qFormat="1"/>
     <w:lsdException w:name="Book Title" w:uiPriority="33" w:qFormat="1"/>
-    <w:lsdException w:name="Bibliography" w:uiPriority="37" w:semiHidden="1" w:unhideWhenUsed="1"/>
-    <w:lsdException w:name="TOC Heading" w:uiPriority="39" w:semiHidden="1" w:unhideWhenUsed="1" w:qFormat="1"/>
+    <w:lsdException w:name="Bibliography" w:semiHidden="1" w:uiPriority="37" w:unhideWhenUsed="1"/>
+    <w:lsdException w:name="TOC Heading" w:semiHidden="1" w:uiPriority="39" w:unhideWhenUsed="1" w:qFormat="1"/>
     <w:lsdException w:name="Plain Table 1" w:uiPriority="41"/>
     <w:lsdException w:name="Plain Table 2" w:uiPriority="42"/>
     <w:lsdException w:name="Plain Table 3" w:uiPriority="43"/>
@@ -685,9 +787,12 @@
     <w:lsdException w:name="Unresolved Mention" w:semiHidden="1" w:unhideWhenUsed="1"/>
     <w:lsdException w:name="Smart Link" w:semiHidden="1" w:unhideWhenUsed="1"/>
   </w:latentStyles>
-  <w:style w:type="paragraph" w:styleId="Normal" w:default="1">
+  <w:style w:type="paragraph" w:default="1" w:styleId="Normal">
     <w:name w:val="Normal"/>
     <w:qFormat/>
+    <w:rPr>
+      <w:lang w:val="en-NZ"/>
+    </w:rPr>
   </w:style>
   <w:style w:type="paragraph" w:styleId="Heading1">
     <w:name w:val="heading 1"/>
@@ -703,7 +808,7 @@
       <w:outlineLvl w:val="0"/>
     </w:pPr>
     <w:rPr>
-      <w:rFonts w:asciiTheme="majorHAnsi" w:hAnsiTheme="majorHAnsi" w:eastAsiaTheme="majorEastAsia" w:cstheme="majorBidi"/>
+      <w:rFonts w:asciiTheme="majorHAnsi" w:eastAsiaTheme="majorEastAsia" w:hAnsiTheme="majorHAnsi" w:cstheme="majorBidi"/>
       <w:color w:val="0F4761" w:themeColor="accent1" w:themeShade="BF"/>
       <w:sz w:val="40"/>
       <w:szCs w:val="40"/>
@@ -724,7 +829,7 @@
       <w:outlineLvl w:val="1"/>
     </w:pPr>
     <w:rPr>
-      <w:rFonts w:asciiTheme="majorHAnsi" w:hAnsiTheme="majorHAnsi" w:eastAsiaTheme="majorEastAsia" w:cstheme="majorBidi"/>
+      <w:rFonts w:asciiTheme="majorHAnsi" w:eastAsiaTheme="majorEastAsia" w:hAnsiTheme="majorHAnsi" w:cstheme="majorBidi"/>
       <w:color w:val="0F4761" w:themeColor="accent1" w:themeShade="BF"/>
       <w:sz w:val="32"/>
       <w:szCs w:val="32"/>
@@ -871,13 +976,12 @@
       <w:color w:val="272727" w:themeColor="text1" w:themeTint="D8"/>
     </w:rPr>
   </w:style>
-  <w:style w:type="character" w:styleId="DefaultParagraphFont" w:default="1">
+  <w:style w:type="character" w:default="1" w:styleId="DefaultParagraphFont">
     <w:name w:val="Default Paragraph Font"/>
     <w:uiPriority w:val="1"/>
-    <w:semiHidden/>
     <w:unhideWhenUsed/>
   </w:style>
-  <w:style w:type="table" w:styleId="TableNormal" w:default="1">
+  <w:style w:type="table" w:default="1" w:styleId="TableNormal">
     <w:name w:val="Normal Table"/>
     <w:uiPriority w:val="99"/>
     <w:semiHidden/>
@@ -892,37 +996,37 @@
       </w:tblCellMar>
     </w:tblPr>
   </w:style>
-  <w:style w:type="numbering" w:styleId="NoList" w:default="1">
+  <w:style w:type="numbering" w:default="1" w:styleId="NoList">
     <w:name w:val="No List"/>
     <w:uiPriority w:val="99"/>
     <w:semiHidden/>
     <w:unhideWhenUsed/>
   </w:style>
-  <w:style w:type="character" w:styleId="Heading1Char" w:customStyle="1">
+  <w:style w:type="character" w:customStyle="1" w:styleId="Heading1Char">
     <w:name w:val="Heading 1 Char"/>
     <w:basedOn w:val="DefaultParagraphFont"/>
     <w:link w:val="Heading1"/>
     <w:uiPriority w:val="9"/>
     <w:rPr>
-      <w:rFonts w:asciiTheme="majorHAnsi" w:hAnsiTheme="majorHAnsi" w:eastAsiaTheme="majorEastAsia" w:cstheme="majorBidi"/>
+      <w:rFonts w:asciiTheme="majorHAnsi" w:eastAsiaTheme="majorEastAsia" w:hAnsiTheme="majorHAnsi" w:cstheme="majorBidi"/>
       <w:color w:val="0F4761" w:themeColor="accent1" w:themeShade="BF"/>
       <w:sz w:val="40"/>
       <w:szCs w:val="40"/>
     </w:rPr>
   </w:style>
-  <w:style w:type="character" w:styleId="Heading2Char" w:customStyle="1">
+  <w:style w:type="character" w:customStyle="1" w:styleId="Heading2Char">
     <w:name w:val="Heading 2 Char"/>
     <w:basedOn w:val="DefaultParagraphFont"/>
     <w:link w:val="Heading2"/>
     <w:uiPriority w:val="9"/>
     <w:rPr>
-      <w:rFonts w:asciiTheme="majorHAnsi" w:hAnsiTheme="majorHAnsi" w:eastAsiaTheme="majorEastAsia" w:cstheme="majorBidi"/>
+      <w:rFonts w:asciiTheme="majorHAnsi" w:eastAsiaTheme="majorEastAsia" w:hAnsiTheme="majorHAnsi" w:cstheme="majorBidi"/>
       <w:color w:val="0F4761" w:themeColor="accent1" w:themeShade="BF"/>
       <w:sz w:val="32"/>
       <w:szCs w:val="32"/>
     </w:rPr>
   </w:style>
-  <w:style w:type="character" w:styleId="Heading3Char" w:customStyle="1">
+  <w:style w:type="character" w:customStyle="1" w:styleId="Heading3Char">
     <w:name w:val="Heading 3 Char"/>
     <w:basedOn w:val="DefaultParagraphFont"/>
     <w:link w:val="Heading3"/>
@@ -934,7 +1038,7 @@
       <w:szCs w:val="28"/>
     </w:rPr>
   </w:style>
-  <w:style w:type="character" w:styleId="Heading4Char" w:customStyle="1">
+  <w:style w:type="character" w:customStyle="1" w:styleId="Heading4Char">
     <w:name w:val="Heading 4 Char"/>
     <w:basedOn w:val="DefaultParagraphFont"/>
     <w:link w:val="Heading4"/>
@@ -946,7 +1050,7 @@
       <w:color w:val="0F4761" w:themeColor="accent1" w:themeShade="BF"/>
     </w:rPr>
   </w:style>
-  <w:style w:type="character" w:styleId="Heading5Char" w:customStyle="1">
+  <w:style w:type="character" w:customStyle="1" w:styleId="Heading5Char">
     <w:name w:val="Heading 5 Char"/>
     <w:basedOn w:val="DefaultParagraphFont"/>
     <w:link w:val="Heading5"/>
@@ -956,7 +1060,7 @@
       <w:color w:val="0F4761" w:themeColor="accent1" w:themeShade="BF"/>
     </w:rPr>
   </w:style>
-  <w:style w:type="character" w:styleId="Heading6Char" w:customStyle="1">
+  <w:style w:type="character" w:customStyle="1" w:styleId="Heading6Char">
     <w:name w:val="Heading 6 Char"/>
     <w:basedOn w:val="DefaultParagraphFont"/>
     <w:link w:val="Heading6"/>
@@ -968,7 +1072,7 @@
       <w:color w:val="595959" w:themeColor="text1" w:themeTint="A6"/>
     </w:rPr>
   </w:style>
-  <w:style w:type="character" w:styleId="Heading7Char" w:customStyle="1">
+  <w:style w:type="character" w:customStyle="1" w:styleId="Heading7Char">
     <w:name w:val="Heading 7 Char"/>
     <w:basedOn w:val="DefaultParagraphFont"/>
     <w:link w:val="Heading7"/>
@@ -978,7 +1082,7 @@
       <w:color w:val="595959" w:themeColor="text1" w:themeTint="A6"/>
     </w:rPr>
   </w:style>
-  <w:style w:type="character" w:styleId="Heading8Char" w:customStyle="1">
+  <w:style w:type="character" w:customStyle="1" w:styleId="Heading8Char">
     <w:name w:val="Heading 8 Char"/>
     <w:basedOn w:val="DefaultParagraphFont"/>
     <w:link w:val="Heading8"/>
@@ -990,7 +1094,7 @@
       <w:color w:val="272727" w:themeColor="text1" w:themeTint="D8"/>
     </w:rPr>
   </w:style>
-  <w:style w:type="character" w:styleId="Heading9Char" w:customStyle="1">
+  <w:style w:type="character" w:customStyle="1" w:styleId="Heading9Char">
     <w:name w:val="Heading 9 Char"/>
     <w:basedOn w:val="DefaultParagraphFont"/>
     <w:link w:val="Heading9"/>
@@ -1000,13 +1104,13 @@
       <w:color w:val="272727" w:themeColor="text1" w:themeTint="D8"/>
     </w:rPr>
   </w:style>
-  <w:style w:type="character" w:styleId="TitleChar" w:customStyle="1">
+  <w:style w:type="character" w:customStyle="1" w:styleId="TitleChar">
     <w:name w:val="Title Char"/>
     <w:basedOn w:val="DefaultParagraphFont"/>
     <w:link w:val="Title"/>
     <w:uiPriority w:val="10"/>
     <w:rPr>
-      <w:rFonts w:asciiTheme="majorHAnsi" w:hAnsiTheme="majorHAnsi" w:eastAsiaTheme="majorEastAsia" w:cstheme="majorBidi"/>
+      <w:rFonts w:asciiTheme="majorHAnsi" w:eastAsiaTheme="majorEastAsia" w:hAnsiTheme="majorHAnsi" w:cstheme="majorBidi"/>
       <w:spacing w:val="-10"/>
       <w:kern w:val="28"/>
       <w:sz w:val="56"/>
@@ -1025,14 +1129,14 @@
       <w:contextualSpacing/>
     </w:pPr>
     <w:rPr>
-      <w:rFonts w:asciiTheme="majorHAnsi" w:hAnsiTheme="majorHAnsi" w:eastAsiaTheme="majorEastAsia" w:cstheme="majorBidi"/>
+      <w:rFonts w:asciiTheme="majorHAnsi" w:eastAsiaTheme="majorEastAsia" w:hAnsiTheme="majorHAnsi" w:cstheme="majorBidi"/>
       <w:spacing w:val="-10"/>
       <w:kern w:val="28"/>
       <w:sz w:val="56"/>
       <w:szCs w:val="56"/>
     </w:rPr>
   </w:style>
-  <w:style w:type="character" w:styleId="SubtitleChar" w:customStyle="1">
+  <w:style w:type="character" w:customStyle="1" w:styleId="SubtitleChar">
     <w:name w:val="Subtitle Char"/>
     <w:basedOn w:val="DefaultParagraphFont"/>
     <w:link w:val="Subtitle"/>
@@ -1076,7 +1180,7 @@
       <w:color w:val="0F4761" w:themeColor="accent1" w:themeShade="BF"/>
     </w:rPr>
   </w:style>
-  <w:style w:type="character" w:styleId="QuoteChar" w:customStyle="1">
+  <w:style w:type="character" w:customStyle="1" w:styleId="QuoteChar">
     <w:name w:val="Quote Char"/>
     <w:basedOn w:val="DefaultParagraphFont"/>
     <w:link w:val="Quote"/>
@@ -1104,7 +1208,7 @@
       <w:color w:val="404040" w:themeColor="text1" w:themeTint="BF"/>
     </w:rPr>
   </w:style>
-  <w:style w:type="character" w:styleId="IntenseQuoteChar" w:customStyle="1">
+  <w:style w:type="character" w:customStyle="1" w:styleId="IntenseQuoteChar">
     <w:name w:val="Intense Quote Char"/>
     <w:basedOn w:val="DefaultParagraphFont"/>
     <w:link w:val="IntenseQuote"/>
@@ -1124,8 +1228,8 @@
     <w:qFormat/>
     <w:pPr>
       <w:pBdr>
-        <w:top w:val="single" w:color="0F4761" w:themeColor="accent1" w:themeShade="BF" w:sz="4" w:space="10"/>
-        <w:bottom w:val="single" w:color="0F4761" w:themeColor="accent1" w:themeShade="BF" w:sz="4" w:space="10"/>
+        <w:top w:val="single" w:sz="4" w:space="10" w:color="0F4761" w:themeColor="accent1" w:themeShade="BF"/>
+        <w:bottom w:val="single" w:sz="4" w:space="10" w:color="0F4761" w:themeColor="accent1" w:themeShade="BF"/>
       </w:pBdr>
       <w:spacing w:before="360" w:after="360"/>
       <w:ind w:left="864" w:right="864"/>
@@ -1161,11 +1265,55 @@
       <w:contextualSpacing/>
     </w:pPr>
   </w:style>
+  <w:style w:type="paragraph" w:styleId="Header">
+    <w:name w:val="header"/>
+    <w:basedOn w:val="Normal"/>
+    <w:link w:val="HeaderChar"/>
+    <w:uiPriority w:val="99"/>
+    <w:unhideWhenUsed/>
+    <w:rsid w:val="00335037"/>
+    <w:pPr>
+      <w:tabs>
+        <w:tab w:val="center" w:pos="4513"/>
+        <w:tab w:val="right" w:pos="9026"/>
+      </w:tabs>
+      <w:spacing w:after="0" w:line="240" w:lineRule="auto"/>
+    </w:pPr>
+  </w:style>
+  <w:style w:type="character" w:customStyle="1" w:styleId="HeaderChar">
+    <w:name w:val="Header Char"/>
+    <w:basedOn w:val="DefaultParagraphFont"/>
+    <w:link w:val="Header"/>
+    <w:uiPriority w:val="99"/>
+    <w:rsid w:val="00335037"/>
+  </w:style>
+  <w:style w:type="paragraph" w:styleId="Footer">
+    <w:name w:val="footer"/>
+    <w:basedOn w:val="Normal"/>
+    <w:link w:val="FooterChar"/>
+    <w:uiPriority w:val="99"/>
+    <w:unhideWhenUsed/>
+    <w:rsid w:val="00335037"/>
+    <w:pPr>
+      <w:tabs>
+        <w:tab w:val="center" w:pos="4513"/>
+        <w:tab w:val="right" w:pos="9026"/>
+      </w:tabs>
+      <w:spacing w:after="0" w:line="240" w:lineRule="auto"/>
+    </w:pPr>
+  </w:style>
+  <w:style w:type="character" w:customStyle="1" w:styleId="FooterChar">
+    <w:name w:val="Footer Char"/>
+    <w:basedOn w:val="DefaultParagraphFont"/>
+    <w:link w:val="Footer"/>
+    <w:uiPriority w:val="99"/>
+    <w:rsid w:val="00335037"/>
+  </w:style>
 </w:styles>
 </file>
 
 <file path=word/theme/theme1.xml><?xml version="1.0" encoding="utf-8"?>
-<a:theme xmlns:a="http://schemas.openxmlformats.org/drawingml/2006/main" xmlns:thm15="http://schemas.microsoft.com/office/thememl/2012/main" name="Office Theme">
+<a:theme xmlns:a="http://schemas.openxmlformats.org/drawingml/2006/main" name="Office Theme">
   <a:themeElements>
     <a:clrScheme name="Office">
       <a:dk1>
